--- a/book2/Book2_Outline.docx
+++ b/book2/Book2_Outline.docx
@@ -2487,13 +2487,13 @@
     </w:p>
     <w:bookmarkEnd w:id="39"/>
     <w:bookmarkEnd w:id="40"/>
-    <w:bookmarkStart w:id="41" w:name="decisions-for-you"/>
+    <w:bookmarkStart w:id="41" w:name="decisions-from-the-author"/>
     <w:p>
       <w:pPr>
         <w:pStyle w:val="Heading2"/>
       </w:pPr>
       <w:r>
-        <w:t xml:space="preserve">Decisions for you</w:t>
+        <w:t xml:space="preserve">Decisions (from the author)</w:t>
       </w:r>
     </w:p>
     <w:p>
@@ -2515,46 +2515,40 @@
         <w:t xml:space="preserve"> </w:t>
       </w:r>
       <w:r>
-        <w:t xml:space="preserve">should Book 2’s last page preview the Yeshua book? And how should the name be spelled:</w:t>
-      </w:r>
-      <w:r>
-        <w:t xml:space="preserve"> </w:t>
-      </w:r>
-      <w:r>
-        <w:rPr>
-          <w:iCs/>
-          <w:i/>
-        </w:rPr>
+        <w:t xml:space="preserve">yes, Book 2’s last page previews the Yeshua book. Spelling to be confirmed:</w:t>
+      </w:r>
+      <w:r>
+        <w:t xml:space="preserve"> </w:t>
+      </w:r>
+      <w:r>
+        <w:t xml:space="preserve">“</w:t>
+      </w:r>
+      <w:r>
         <w:t xml:space="preserve">Yeshua</w:t>
       </w:r>
       <w:r>
-        <w:t xml:space="preserve">,</w:t>
-      </w:r>
-      <w:r>
-        <w:t xml:space="preserve"> </w:t>
-      </w:r>
-      <w:r>
-        <w:rPr>
-          <w:iCs/>
-          <w:i/>
-        </w:rPr>
-        <w:t xml:space="preserve">Yahshua</w:t>
-      </w:r>
-      <w:r>
-        <w:t xml:space="preserve">, or</w:t>
-      </w:r>
-      <w:r>
-        <w:t xml:space="preserve"> </w:t>
-      </w:r>
-      <w:r>
-        <w:rPr>
-          <w:iCs/>
-          <w:i/>
-        </w:rPr>
-        <w:t xml:space="preserve">Jesus (Yeshua)</w:t>
-      </w:r>
-      <w:r>
-        <w:t xml:space="preserve">?</w:t>
+        <w:t xml:space="preserve">”</w:t>
+      </w:r>
+      <w:r>
+        <w:t xml:space="preserve"> </w:t>
+      </w:r>
+      <w:r>
+        <w:t xml:space="preserve">or</w:t>
+      </w:r>
+      <w:r>
+        <w:t xml:space="preserve"> </w:t>
+      </w:r>
+      <w:r>
+        <w:t xml:space="preserve">“</w:t>
+      </w:r>
+      <w:r>
+        <w:t xml:space="preserve">Yeshu</w:t>
+      </w:r>
+      <w:r>
+        <w:t xml:space="preserve">”</w:t>
+      </w:r>
+      <w:r>
+        <w:t xml:space="preserve">.</w:t>
       </w:r>
     </w:p>
     <w:p>
@@ -2576,7 +2570,7 @@
         <w:t xml:space="preserve"> </w:t>
       </w:r>
       <w:r>
-        <w:t xml:space="preserve">baby Moses and Miriam at the Nile (Chapter 10), or the sea crossing (Chapter 13)?</w:t>
+        <w:t xml:space="preserve">baby Moses in the basket, with Miriam watching (Chapter 10).</w:t>
       </w:r>
     </w:p>
     <w:p>
@@ -2598,23 +2592,7 @@
         <w:t xml:space="preserve"> </w:t>
       </w:r>
       <w:r>
-        <w:t xml:space="preserve">for consistency with Book 1, Grandma, Joesiah and Malani should keep the same faces, hair and skin tones. Use</w:t>
-      </w:r>
-      <w:r>
-        <w:t xml:space="preserve"> </w:t>
-      </w:r>
-      <w:r>
-        <w:rPr>
-          <w:bCs/>
-          <w:b/>
-        </w:rPr>
-        <w:t xml:space="preserve">Book 1’s illustrations as the reference</w:t>
-      </w:r>
-      <w:r>
-        <w:t xml:space="preserve"> </w:t>
-      </w:r>
-      <w:r>
-        <w:t xml:space="preserve">for your illustrator.</w:t>
+        <w:t xml:space="preserve">Grandma, Joesiah and Malani keep their Book 1 look. Use Book 1’s illustrations as the reference.</w:t>
       </w:r>
     </w:p>
     <w:p>
@@ -2630,13 +2608,25 @@
           <w:bCs/>
           <w:b/>
         </w:rPr>
-        <w:t xml:space="preserve">Next step:</w:t>
-      </w:r>
-      <w:r>
-        <w:t xml:space="preserve"> </w:t>
-      </w:r>
-      <w:r>
-        <w:t xml:space="preserve">once you approve or change this outline, should I draft Chapter 1 in your Book 1 voice for you to edit, or will you write the chapters yourself?</w:t>
+        <w:t xml:space="preserve">Writing:</w:t>
+      </w:r>
+      <w:r>
+        <w:t xml:space="preserve"> </w:t>
+      </w:r>
+      <w:r>
+        <w:t xml:space="preserve">Claude drafts each chapter in the Book 1 voice; the author edits. Chapter 1 draft:</w:t>
+      </w:r>
+      <w:r>
+        <w:t xml:space="preserve"> </w:t>
+      </w:r>
+      <w:r>
+        <w:rPr>
+          <w:rStyle w:val="VerbatimChar"/>
+        </w:rPr>
+        <w:t xml:space="preserve">Chapter_01_Draft.md</w:t>
+      </w:r>
+      <w:r>
+        <w:t xml:space="preserve">.</w:t>
       </w:r>
     </w:p>
     <w:bookmarkEnd w:id="41"/>

--- a/book2/Book2_Outline.docx
+++ b/book2/Book2_Outline.docx
@@ -1819,16 +1819,6 @@
       <w:r>
         <w:t xml:space="preserve">Miriam hiding in the reeds as the princess finds the basket.</w:t>
       </w:r>
-      <w:r>
-        <w:t xml:space="preserve"> </w:t>
-      </w:r>
-      <w:r>
-        <w:rPr>
-          <w:iCs/>
-          <w:i/>
-        </w:rPr>
-        <w:t xml:space="preserve">This could be the Book 2 cover scene.</w:t>
-      </w:r>
     </w:p>
     <w:bookmarkEnd w:id="34"/>
     <w:bookmarkEnd w:id="35"/>
@@ -2316,7 +2306,7 @@
           <w:iCs/>
           <w:i/>
         </w:rPr>
-        <w:t xml:space="preserve">Malani’s favorite page.</w:t>
+        <w:t xml:space="preserve">Malani’s favorite page. This is the Book 2 cover scene.</w:t>
       </w:r>
     </w:p>
     <w:bookmarkEnd w:id="38"/>
@@ -2515,39 +2505,19 @@
         <w:t xml:space="preserve"> </w:t>
       </w:r>
       <w:r>
-        <w:t xml:space="preserve">yes, Book 2’s last page previews the Yeshua book. Spelling to be confirmed:</w:t>
-      </w:r>
-      <w:r>
-        <w:t xml:space="preserve"> </w:t>
-      </w:r>
-      <w:r>
-        <w:t xml:space="preserve">“</w:t>
-      </w:r>
-      <w:r>
+        <w:t xml:space="preserve">yes, Book 2’s last page previews the Yeshua book. Spelling:</w:t>
+      </w:r>
+      <w:r>
+        <w:t xml:space="preserve"> </w:t>
+      </w:r>
+      <w:r>
+        <w:rPr>
+          <w:bCs/>
+          <w:b/>
+        </w:rPr>
         <w:t xml:space="preserve">Yeshua</w:t>
       </w:r>
       <w:r>
-        <w:t xml:space="preserve">”</w:t>
-      </w:r>
-      <w:r>
-        <w:t xml:space="preserve"> </w:t>
-      </w:r>
-      <w:r>
-        <w:t xml:space="preserve">or</w:t>
-      </w:r>
-      <w:r>
-        <w:t xml:space="preserve"> </w:t>
-      </w:r>
-      <w:r>
-        <w:t xml:space="preserve">“</w:t>
-      </w:r>
-      <w:r>
-        <w:t xml:space="preserve">Yeshu</w:t>
-      </w:r>
-      <w:r>
-        <w:t xml:space="preserve">”</w:t>
-      </w:r>
-      <w:r>
         <w:t xml:space="preserve">.</w:t>
       </w:r>
     </w:p>
@@ -2570,7 +2540,23 @@
         <w:t xml:space="preserve"> </w:t>
       </w:r>
       <w:r>
-        <w:t xml:space="preserve">baby Moses in the basket, with Miriam watching (Chapter 10).</w:t>
+        <w:t xml:space="preserve">the</w:t>
+      </w:r>
+      <w:r>
+        <w:t xml:space="preserve"> </w:t>
+      </w:r>
+      <w:r>
+        <w:rPr>
+          <w:bCs/>
+          <w:b/>
+        </w:rPr>
+        <w:t xml:space="preserve">Red Sea crossing</w:t>
+      </w:r>
+      <w:r>
+        <w:t xml:space="preserve"> </w:t>
+      </w:r>
+      <w:r>
+        <w:t xml:space="preserve">(Chapter 13).</w:t>
       </w:r>
     </w:p>
     <w:p>
@@ -2614,7 +2600,7 @@
         <w:t xml:space="preserve"> </w:t>
       </w:r>
       <w:r>
-        <w:t xml:space="preserve">Claude drafts each chapter in the Book 1 voice; the author edits. Chapter 1 draft:</w:t>
+        <w:t xml:space="preserve">Claude drafts each chapter in the Book 1 voice; the author edits. Drafts:</w:t>
       </w:r>
       <w:r>
         <w:t xml:space="preserve"> </w:t>
@@ -2624,6 +2610,21 @@
           <w:rStyle w:val="VerbatimChar"/>
         </w:rPr>
         <w:t xml:space="preserve">Chapter_01_Draft.md</w:t>
+      </w:r>
+      <w:r>
+        <w:t xml:space="preserve"> </w:t>
+      </w:r>
+      <w:r>
+        <w:t xml:space="preserve">(approved),</w:t>
+      </w:r>
+      <w:r>
+        <w:t xml:space="preserve"> </w:t>
+      </w:r>
+      <w:r>
+        <w:rPr>
+          <w:rStyle w:val="VerbatimChar"/>
+        </w:rPr>
+        <w:t xml:space="preserve">Chapter_02_Draft.md</w:t>
       </w:r>
       <w:r>
         <w:t xml:space="preserve">.</w:t>

--- a/book2/Book2_Outline.docx
+++ b/book2/Book2_Outline.docx
@@ -2615,6 +2615,21 @@
         <w:t xml:space="preserve"> </w:t>
       </w:r>
       <w:r>
+        <w:t xml:space="preserve">and</w:t>
+      </w:r>
+      <w:r>
+        <w:t xml:space="preserve"> </w:t>
+      </w:r>
+      <w:r>
+        <w:rPr>
+          <w:rStyle w:val="VerbatimChar"/>
+        </w:rPr>
+        <w:t xml:space="preserve">Chapter_02_Draft.md</w:t>
+      </w:r>
+      <w:r>
+        <w:t xml:space="preserve"> </w:t>
+      </w:r>
+      <w:r>
         <w:t xml:space="preserve">(approved),</w:t>
       </w:r>
       <w:r>
@@ -2624,7 +2639,19 @@
         <w:rPr>
           <w:rStyle w:val="VerbatimChar"/>
         </w:rPr>
-        <w:t xml:space="preserve">Chapter_02_Draft.md</w:t>
+        <w:t xml:space="preserve">Chapter_03_Draft.md</w:t>
+      </w:r>
+      <w:r>
+        <w:t xml:space="preserve">,</w:t>
+      </w:r>
+      <w:r>
+        <w:t xml:space="preserve"> </w:t>
+      </w:r>
+      <w:r>
+        <w:rPr>
+          <w:rStyle w:val="VerbatimChar"/>
+        </w:rPr>
+        <w:t xml:space="preserve">Chapter_04_Draft.md</w:t>
       </w:r>
       <w:r>
         <w:t xml:space="preserve">.</w:t>

--- a/book2/Book2_Outline.docx
+++ b/book2/Book2_Outline.docx
@@ -2642,7 +2642,10 @@
         <w:t xml:space="preserve">Chapter_03_Draft.md</w:t>
       </w:r>
       <w:r>
-        <w:t xml:space="preserve">,</w:t>
+        <w:t xml:space="preserve"> </w:t>
+      </w:r>
+      <w:r>
+        <w:t xml:space="preserve">to</w:t>
       </w:r>
       <w:r>
         <w:t xml:space="preserve"> </w:t>
@@ -2651,7 +2654,7 @@
         <w:rPr>
           <w:rStyle w:val="VerbatimChar"/>
         </w:rPr>
-        <w:t xml:space="preserve">Chapter_04_Draft.md</w:t>
+        <w:t xml:space="preserve">Chapter_06_Draft.md</w:t>
       </w:r>
       <w:r>
         <w:t xml:space="preserve">.</w:t>

--- a/book2/Book2_Outline.docx
+++ b/book2/Book2_Outline.docx
@@ -2654,7 +2654,7 @@
         <w:rPr>
           <w:rStyle w:val="VerbatimChar"/>
         </w:rPr>
-        <w:t xml:space="preserve">Chapter_06_Draft.md</w:t>
+        <w:t xml:space="preserve">Chapter_08_Draft.md</w:t>
       </w:r>
       <w:r>
         <w:t xml:space="preserve">.</w:t>

--- a/book2/Book2_Outline.docx
+++ b/book2/Book2_Outline.docx
@@ -2654,7 +2654,7 @@
         <w:rPr>
           <w:rStyle w:val="VerbatimChar"/>
         </w:rPr>
-        <w:t xml:space="preserve">Chapter_08_Draft.md</w:t>
+        <w:t xml:space="preserve">Chapter_10_Draft.md</w:t>
       </w:r>
       <w:r>
         <w:t xml:space="preserve">.</w:t>

--- a/book2/Book2_Outline.docx
+++ b/book2/Book2_Outline.docx
@@ -2654,7 +2654,22 @@
         <w:rPr>
           <w:rStyle w:val="VerbatimChar"/>
         </w:rPr>
-        <w:t xml:space="preserve">Chapter_10_Draft.md</w:t>
+        <w:t xml:space="preserve">Chapter_14_Draft.md</w:t>
+      </w:r>
+      <w:r>
+        <w:t xml:space="preserve"> </w:t>
+      </w:r>
+      <w:r>
+        <w:t xml:space="preserve">(all 14 drafted). Full manuscript:</w:t>
+      </w:r>
+      <w:r>
+        <w:t xml:space="preserve"> </w:t>
+      </w:r>
+      <w:r>
+        <w:rPr>
+          <w:rStyle w:val="VerbatimChar"/>
+        </w:rPr>
+        <w:t xml:space="preserve">Book2_Full_Draft.md</w:t>
       </w:r>
       <w:r>
         <w:t xml:space="preserve">.</w:t>

--- a/book2/Book2_Outline.docx
+++ b/book2/Book2_Outline.docx
@@ -2452,17 +2452,17 @@
         <w:t xml:space="preserve">Book 3 teaser</w:t>
       </w:r>
       <w:r>
-        <w:t xml:space="preserve">. Title to be decided. For example, a journey that leads to</w:t>
-      </w:r>
-      <w:r>
-        <w:t xml:space="preserve"> </w:t>
-      </w:r>
-      <w:r>
-        <w:rPr>
-          <w:bCs/>
-          <w:b/>
-        </w:rPr>
-        <w:t xml:space="preserve">Yeshua</w:t>
+        <w:t xml:space="preserve">:</w:t>
+      </w:r>
+      <w:r>
+        <w:t xml:space="preserve"> </w:t>
+      </w:r>
+      <w:r>
+        <w:rPr>
+          <w:iCs/>
+          <w:i/>
+        </w:rPr>
+        <w:t xml:space="preserve">From Moses to Yeshua: The Promise Fulfilled</w:t>
       </w:r>
       <w:r>
         <w:t xml:space="preserve">.</w:t>
@@ -2505,7 +2505,20 @@
         <w:t xml:space="preserve"> </w:t>
       </w:r>
       <w:r>
-        <w:t xml:space="preserve">yes, Book 2’s last page previews the Yeshua book. Spelling:</w:t>
+        <w:t xml:space="preserve">yes, Book 2’s last page previews Book 3,</w:t>
+      </w:r>
+      <w:r>
+        <w:t xml:space="preserve"> </w:t>
+      </w:r>
+      <w:r>
+        <w:rPr>
+          <w:iCs/>
+          <w:i/>
+        </w:rPr>
+        <w:t xml:space="preserve">From Moses to Yeshua: The Promise Fulfilled</w:t>
+      </w:r>
+      <w:r>
+        <w:t xml:space="preserve">. Spelling:</w:t>
       </w:r>
       <w:r>
         <w:t xml:space="preserve"> </w:t>

--- a/book2/Book2_Outline.docx
+++ b/book2/Book2_Outline.docx
@@ -2,13 +2,13 @@
 <file path=word/document.xml><?xml version="1.0" encoding="utf-8"?>
 <w:document xmlns:w="http://schemas.openxmlformats.org/wordprocessingml/2006/main" xmlns:m="http://schemas.openxmlformats.org/officeDocument/2006/math" xmlns:r="http://schemas.openxmlformats.org/officeDocument/2006/relationships" xmlns:o="urn:schemas-microsoft-com:office:office" xmlns:v="urn:schemas-microsoft-com:vml" xmlns:w10="urn:schemas-microsoft-com:office:word" xmlns:a="http://schemas.openxmlformats.org/drawingml/2006/main" xmlns:pic="http://schemas.openxmlformats.org/drawingml/2006/picture" xmlns:wp="http://schemas.openxmlformats.org/drawingml/2006/wordprocessingDrawing">
   <w:body>
-    <w:bookmarkStart w:id="42" w:name="X9ce276bfaf6c9f9c8f616bbb7c8051459c85a2e"/>
+    <w:bookmarkStart w:id="42" w:name="X282f0e15696425ec8738e34a96d048a8e8319b6"/>
     <w:p>
       <w:pPr>
         <w:pStyle w:val="Heading1"/>
       </w:pPr>
       <w:r>
-        <w:t xml:space="preserve">Book 2 Outline:</w:t>
+        <w:t xml:space="preserve">Part 2 Outline:</w:t>
       </w:r>
       <w:r>
         <w:t xml:space="preserve"> </w:t>
@@ -18,7 +18,7 @@
           <w:iCs/>
           <w:i/>
         </w:rPr>
-        <w:t xml:space="preserve">Joesiah &amp; Malani: From Abraham to Moses — The Journey to Freedom</w:t>
+        <w:t xml:space="preserve">Joesiah &amp; Malani Time Travel Adventure: Part 2: From Abraham to Moses — The Journey to Freedom</w:t>
       </w:r>
     </w:p>
     <w:p>
@@ -36,7 +36,7 @@
         <w:t xml:space="preserve"> </w:t>
       </w:r>
       <w:r>
-        <w:t xml:space="preserve">Joesiah &amp; Malani, Book 2 ·</w:t>
+        <w:t xml:space="preserve">Joesiah &amp; Malani Time Travel Adventure (3 parts), Part 2 ·</w:t>
       </w:r>
       <w:r>
         <w:t xml:space="preserve"> </w:t>
@@ -84,7 +84,7 @@
         <w:t xml:space="preserve"> </w:t>
       </w:r>
       <w:r>
-        <w:t xml:space="preserve">same as Book 1. Each chapter is one page of text facing one full-page illustration (14 chapters, about 32 pages). Most chapters end with a</w:t>
+        <w:t xml:space="preserve">same as Part 1. Each chapter is one page of text facing one full-page illustration (14 chapters, about 32 pages). Most chapters end with a</w:t>
       </w:r>
       <w:r>
         <w:t xml:space="preserve"> </w:t>
@@ -131,13 +131,13 @@
         </w:pict>
       </w:r>
     </w:p>
-    <w:bookmarkStart w:id="20" w:name="how-book-2-connects-to-book-1"/>
+    <w:bookmarkStart w:id="20" w:name="how-part-2-connects-to-part-1"/>
     <w:p>
       <w:pPr>
         <w:pStyle w:val="Heading2"/>
       </w:pPr>
       <w:r>
-        <w:t xml:space="preserve">How Book 2 connects to Book 1</w:t>
+        <w:t xml:space="preserve">How Part 2 connects to Part 1</w:t>
       </w:r>
     </w:p>
     <w:p>
@@ -149,7 +149,7 @@
         <w:pStyle w:val="Compact"/>
       </w:pPr>
       <w:r>
-        <w:t xml:space="preserve">Book 1 ended with Joseph’s family in Egypt, a new Pharaoh, and</w:t>
+        <w:t xml:space="preserve">Part 1 ended with Joseph’s family in Egypt, a new Pharaoh, and</w:t>
       </w:r>
       <w:r>
         <w:t xml:space="preserve"> </w:t>
@@ -167,7 +167,7 @@
         <w:t xml:space="preserve"> </w:t>
       </w:r>
       <w:r>
-        <w:t xml:space="preserve">Its last page promised Book 2 with five stops:</w:t>
+        <w:t xml:space="preserve">Its last page promised Part 2 with five stops:</w:t>
       </w:r>
       <w:r>
         <w:t xml:space="preserve"> </w:t>
@@ -243,17 +243,17 @@
         <w:t xml:space="preserve"> </w:t>
       </w:r>
       <w:r>
-        <w:t xml:space="preserve">Book 1 already told Joseph’s story, so Book 2 recaps it in one short scene (Chapter 8) instead of retelling it.</w:t>
+        <w:t xml:space="preserve">Part 1 already told Joseph’s story, so Part 2 recaps it in one short scene (Chapter 8) instead of retelling it.</w:t>
       </w:r>
     </w:p>
     <w:bookmarkEnd w:id="20"/>
-    <w:bookmarkStart w:id="21" w:name="X9f58b7a83371eb0dce0d6f5d6db5b8773c31ac9"/>
+    <w:bookmarkStart w:id="21" w:name="Xff1396566d9db62ae497e1f55b10108d168aa1f"/>
     <w:p>
       <w:pPr>
         <w:pStyle w:val="Heading2"/>
       </w:pPr>
       <w:r>
-        <w:t xml:space="preserve">Recurring features (carried over from Book 1)</w:t>
+        <w:t xml:space="preserve">Recurring features (carried over from Part 1)</w:t>
       </w:r>
     </w:p>
     <w:p>
@@ -946,7 +946,7 @@
         <w:t xml:space="preserve"> </w:t>
       </w:r>
       <w:r>
-        <w:t xml:space="preserve">it continues Book 1’s theme that Africa and Egypt are part of the Bible’s story from the beginning.</w:t>
+        <w:t xml:space="preserve">it continues Part 1’s theme that Africa and Egypt are part of the Bible’s story from the beginning.</w:t>
       </w:r>
     </w:p>
     <w:bookmarkEnd w:id="25"/>
@@ -1387,7 +1387,7 @@
           <w:bCs/>
           <w:b/>
         </w:rPr>
-        <w:t xml:space="preserve">Book 1 recap, in one short scene:</w:t>
+        <w:t xml:space="preserve">Part 1 recap, in one short scene:</w:t>
       </w:r>
       <w:r>
         <w:t xml:space="preserve"> </w:t>
@@ -1652,7 +1652,7 @@
         <w:t xml:space="preserve"> </w:t>
       </w:r>
       <w:r>
-        <w:t xml:space="preserve">Grandma says the oppression came from a ruler’s fear and cruelty, not from the Egyptian people as a whole. This protects Book 1’s message about Egypt’s great civilization.</w:t>
+        <w:t xml:space="preserve">Grandma says the oppression came from a ruler’s fear and cruelty, not from the Egyptian people as a whole. This protects Part 1’s message about Egypt’s great civilization.</w:t>
       </w:r>
     </w:p>
     <w:p>
@@ -2306,7 +2306,7 @@
           <w:iCs/>
           <w:i/>
         </w:rPr>
-        <w:t xml:space="preserve">Malani’s favorite page. This is the Book 2 cover scene.</w:t>
+        <w:t xml:space="preserve">Malani’s favorite page. This is the Part 2 cover scene.</w:t>
       </w:r>
     </w:p>
     <w:bookmarkEnd w:id="38"/>
@@ -2364,7 +2364,7 @@
         <w:t xml:space="preserve">Cushite wife</w:t>
       </w:r>
       <w:r>
-        <w:t xml:space="preserve">; Cush is the land the children learned about in Book 1. Grandma ties together all five stops of the journey and the promise kept across generations.</w:t>
+        <w:t xml:space="preserve">; Cush is the land the children learned about in Part 1. Grandma ties together all five stops of the journey and the promise kept across generations.</w:t>
       </w:r>
     </w:p>
     <w:p>
@@ -2449,7 +2449,7 @@
           <w:bCs/>
           <w:b/>
         </w:rPr>
-        <w:t xml:space="preserve">Book 3 teaser</w:t>
+        <w:t xml:space="preserve">Part 3 teaser</w:t>
       </w:r>
       <w:r>
         <w:t xml:space="preserve">:</w:t>
@@ -2499,13 +2499,13 @@
           <w:bCs/>
           <w:b/>
         </w:rPr>
-        <w:t xml:space="preserve">Book 3 teaser:</w:t>
-      </w:r>
-      <w:r>
-        <w:t xml:space="preserve"> </w:t>
-      </w:r>
-      <w:r>
-        <w:t xml:space="preserve">yes, Book 2’s last page previews Book 3,</w:t>
+        <w:t xml:space="preserve">Part 3 teaser:</w:t>
+      </w:r>
+      <w:r>
+        <w:t xml:space="preserve"> </w:t>
+      </w:r>
+      <w:r>
+        <w:t xml:space="preserve">yes, Part 2’s last page previews Part 3,</w:t>
       </w:r>
       <w:r>
         <w:t xml:space="preserve"> </w:t>
@@ -2591,7 +2591,7 @@
         <w:t xml:space="preserve"> </w:t>
       </w:r>
       <w:r>
-        <w:t xml:space="preserve">Grandma, Joesiah and Malani keep their Book 1 look. Use Book 1’s illustrations as the reference.</w:t>
+        <w:t xml:space="preserve">Grandma, Joesiah and Malani keep their Part 1 look. Use Part 1’s illustrations as the reference.</w:t>
       </w:r>
     </w:p>
     <w:p>
@@ -2613,7 +2613,7 @@
         <w:t xml:space="preserve"> </w:t>
       </w:r>
       <w:r>
-        <w:t xml:space="preserve">Claude drafts each chapter in the Book 1 voice; the author edits. Drafts:</w:t>
+        <w:t xml:space="preserve">Claude drafts each chapter in the Part 1 voice; the author edits. Drafts:</w:t>
       </w:r>
       <w:r>
         <w:t xml:space="preserve"> </w:t>
